--- a/assets/resume/KAREN ONORIODE IMONI.docx
+++ b/assets/resume/KAREN ONORIODE IMONI.docx
@@ -320,14 +320,7 @@
           <w:rFonts w:ascii="Monda" w:eastAsia="Monda" w:hAnsi="Monda" w:cs="Monda"/>
           <w:color w:val="1F3864"/>
         </w:rPr>
-        <w:t>E</w:t>
-      </w:r>
-      <w:r>
-        <w:rPr>
-          <w:rFonts w:ascii="Monda" w:eastAsia="Monda" w:hAnsi="Monda" w:cs="Monda"/>
-          <w:color w:val="1F3864"/>
-        </w:rPr>
-        <w:t>XPERIENCES</w:t>
+        <w:t>EXPERIENCES</w:t>
       </w:r>
     </w:p>
     <w:p>
@@ -472,7 +465,6 @@
         </w:rPr>
         <w:t xml:space="preserve">Developed responsive web applications using </w:t>
       </w:r>
-      <w:proofErr w:type="spellStart"/>
       <w:r>
         <w:rPr>
           <w:rFonts w:ascii="Monda" w:eastAsia="Monda" w:hAnsi="Monda" w:cs="Monda"/>
@@ -482,9 +474,8 @@
           <w:sz w:val="24"/>
           <w:szCs w:val="24"/>
         </w:rPr>
-        <w:t>Nuxt</w:t>
-      </w:r>
-      <w:proofErr w:type="spellEnd"/>
+        <w:t xml:space="preserve">Nuxt 3, Vue 3, JavaScript, </w:t>
+      </w:r>
       <w:r>
         <w:rPr>
           <w:rFonts w:ascii="Monda" w:eastAsia="Monda" w:hAnsi="Monda" w:cs="Monda"/>
@@ -494,7 +485,18 @@
           <w:sz w:val="24"/>
           <w:szCs w:val="24"/>
         </w:rPr>
-        <w:t xml:space="preserve"> 3, Vue 3, JavaScript, Tailwind CSS, and TypeScript.</w:t>
+        <w:t xml:space="preserve">and </w:t>
+      </w:r>
+      <w:r>
+        <w:rPr>
+          <w:rFonts w:ascii="Monda" w:eastAsia="Monda" w:hAnsi="Monda" w:cs="Monda"/>
+          <w:b/>
+          <w:bCs/>
+          <w:color w:val="000000"/>
+          <w:sz w:val="24"/>
+          <w:szCs w:val="24"/>
+        </w:rPr>
+        <w:t>Tailwind CSS.</w:t>
       </w:r>
       <w:r>
         <w:rPr>
@@ -850,15 +852,7 @@
           <w:sz w:val="18"/>
           <w:szCs w:val="18"/>
         </w:rPr>
-        <w:t>H</w:t>
-      </w:r>
-      <w:r>
-        <w:rPr>
-          <w:rFonts w:ascii="Monda" w:eastAsia="Monda" w:hAnsi="Monda" w:cs="Monda"/>
-          <w:sz w:val="18"/>
-          <w:szCs w:val="18"/>
-        </w:rPr>
-        <w:t>NG | The Startup Intern (2024-2025)</w:t>
+        <w:t>HNG | The Startup Intern (2024-2025)</w:t>
       </w:r>
     </w:p>
     <w:p>
@@ -965,18 +959,8 @@
           <w:sz w:val="24"/>
           <w:szCs w:val="24"/>
         </w:rPr>
-        <w:t xml:space="preserve">Collaborated remotely using Git and </w:t>
-      </w:r>
-      <w:proofErr w:type="spellStart"/>
-      <w:r>
-        <w:rPr>
-          <w:rFonts w:ascii="Monda" w:eastAsia="Monda" w:hAnsi="Monda" w:cs="Monda"/>
-          <w:sz w:val="24"/>
-          <w:szCs w:val="24"/>
-        </w:rPr>
-        <w:t>GitHub.</w:t>
-      </w:r>
-      <w:proofErr w:type="spellEnd"/>
+        <w:t>Collaborated remotely using Git and GitHub.</w:t>
+      </w:r>
     </w:p>
     <w:p>
       <w:pPr>
@@ -1004,7 +988,6 @@
           <w:sz w:val="24"/>
           <w:szCs w:val="24"/>
         </w:rPr>
-        <w:lastRenderedPageBreak/>
         <w:t>Improved website accessibility and performance through code optimization.</w:t>
       </w:r>
     </w:p>
@@ -1034,6 +1017,7 @@
           <w:sz w:val="24"/>
           <w:szCs w:val="24"/>
         </w:rPr>
+        <w:lastRenderedPageBreak/>
         <w:t>Participated in code reviews and agile development practices.</w:t>
       </w:r>
     </w:p>
@@ -1476,16 +1460,7 @@
           <w:sz w:val="24"/>
           <w:szCs w:val="24"/>
         </w:rPr>
-        <w:t xml:space="preserve">                                         </w:t>
-      </w:r>
-      <w:r>
-        <w:rPr>
-          <w:rFonts w:ascii="Monda" w:eastAsia="Monda" w:hAnsi="Monda" w:cs="Monda"/>
-          <w:color w:val="000000"/>
-          <w:sz w:val="24"/>
-          <w:szCs w:val="24"/>
-        </w:rPr>
-        <w:t>202</w:t>
+        <w:t xml:space="preserve">                                         202</w:t>
       </w:r>
       <w:r>
         <w:rPr>
@@ -1582,16 +1557,7 @@
           <w:sz w:val="24"/>
           <w:szCs w:val="24"/>
         </w:rPr>
-        <w:t xml:space="preserve">WAVE                                                   </w:t>
-      </w:r>
-      <w:r>
-        <w:rPr>
-          <w:rFonts w:ascii="Monda" w:eastAsia="Monda" w:hAnsi="Monda" w:cs="Monda"/>
-          <w:color w:val="000000"/>
-          <w:sz w:val="24"/>
-          <w:szCs w:val="24"/>
-        </w:rPr>
-        <w:t xml:space="preserve">    </w:t>
+        <w:t xml:space="preserve">WAVE                                                       </w:t>
       </w:r>
       <w:r>
         <w:rPr>
@@ -1809,25 +1775,14 @@
         </w:rPr>
         <w:t xml:space="preserve">Senior School Certificate (SSCE) | </w:t>
       </w:r>
-      <w:proofErr w:type="spellStart"/>
-      <w:r>
-        <w:rPr>
-          <w:rFonts w:ascii="Monda" w:eastAsia="Monda" w:hAnsi="Monda" w:cs="Monda"/>
-          <w:color w:val="000000"/>
-          <w:sz w:val="24"/>
-          <w:szCs w:val="24"/>
-        </w:rPr>
-        <w:t>Ikosi</w:t>
-      </w:r>
-      <w:proofErr w:type="spellEnd"/>
-      <w:r>
-        <w:rPr>
-          <w:rFonts w:ascii="Monda" w:eastAsia="Monda" w:hAnsi="Monda" w:cs="Monda"/>
-          <w:color w:val="000000"/>
-          <w:sz w:val="24"/>
-          <w:szCs w:val="24"/>
-        </w:rPr>
-        <w:t xml:space="preserve"> Senior High School</w:t>
+      <w:r>
+        <w:rPr>
+          <w:rFonts w:ascii="Monda" w:eastAsia="Monda" w:hAnsi="Monda" w:cs="Monda"/>
+          <w:color w:val="000000"/>
+          <w:sz w:val="24"/>
+          <w:szCs w:val="24"/>
+        </w:rPr>
+        <w:t>Ikosi Senior High School</w:t>
       </w:r>
       <w:r>
         <w:rPr>
@@ -1953,27 +1908,7 @@
           <w:sz w:val="24"/>
           <w:szCs w:val="24"/>
         </w:rPr>
-        <w:t xml:space="preserve">Vue.js, Nuxt.js, and </w:t>
-      </w:r>
-      <w:proofErr w:type="spellStart"/>
-      <w:r>
-        <w:rPr>
-          <w:rFonts w:ascii="Monda" w:eastAsia="Monda" w:hAnsi="Monda" w:cs="Monda"/>
-          <w:color w:val="000000"/>
-          <w:sz w:val="24"/>
-          <w:szCs w:val="24"/>
-        </w:rPr>
-        <w:t>Nextjs</w:t>
-      </w:r>
-      <w:proofErr w:type="spellEnd"/>
-      <w:r>
-        <w:rPr>
-          <w:rFonts w:ascii="Monda" w:eastAsia="Monda" w:hAnsi="Monda" w:cs="Monda"/>
-          <w:color w:val="000000"/>
-          <w:sz w:val="24"/>
-          <w:szCs w:val="24"/>
-        </w:rPr>
-        <w:t>.</w:t>
+        <w:t>Vue.js, Nuxt.js, and Nextjs.</w:t>
       </w:r>
     </w:p>
     <w:p>
@@ -2045,7 +1980,6 @@
           <w:szCs w:val="24"/>
         </w:rPr>
       </w:pPr>
-      <w:proofErr w:type="spellStart"/>
       <w:r>
         <w:rPr>
           <w:rFonts w:ascii="Monda" w:eastAsia="Monda" w:hAnsi="Monda" w:cs="Monda"/>
@@ -2055,7 +1989,6 @@
         </w:rPr>
         <w:t>Pinia</w:t>
       </w:r>
-      <w:proofErr w:type="spellEnd"/>
     </w:p>
     <w:p>
       <w:pPr>
@@ -2089,7 +2022,6 @@
           <w:sz w:val="24"/>
           <w:szCs w:val="24"/>
         </w:rPr>
-        <w:lastRenderedPageBreak/>
         <w:t>REST APIs, JWT Authentication</w:t>
       </w:r>
     </w:p>
@@ -2125,6 +2057,7 @@
           <w:sz w:val="24"/>
           <w:szCs w:val="24"/>
         </w:rPr>
+        <w:lastRenderedPageBreak/>
         <w:t>Responsive Web Design</w:t>
       </w:r>
     </w:p>
@@ -2387,29 +2320,7 @@
           <w:sz w:val="24"/>
           <w:szCs w:val="24"/>
         </w:rPr>
-        <w:t>Key</w:t>
-      </w:r>
-      <w:r>
-        <w:rPr>
-          <w:rFonts w:ascii="Monda" w:eastAsia="Monda" w:hAnsi="Monda" w:cs="Monda"/>
-          <w:b/>
-          <w:bCs/>
-          <w:color w:val="0070C0"/>
-          <w:sz w:val="24"/>
-          <w:szCs w:val="24"/>
-        </w:rPr>
-        <w:t xml:space="preserve"> </w:t>
-      </w:r>
-      <w:r>
-        <w:rPr>
-          <w:rFonts w:ascii="Monda" w:eastAsia="Monda" w:hAnsi="Monda" w:cs="Monda"/>
-          <w:b/>
-          <w:bCs/>
-          <w:color w:val="0070C0"/>
-          <w:sz w:val="24"/>
-          <w:szCs w:val="24"/>
-        </w:rPr>
-        <w:t>Achievements</w:t>
+        <w:t>Key Achievements</w:t>
       </w:r>
     </w:p>
     <w:p>
@@ -2472,27 +2383,7 @@
           <w:sz w:val="24"/>
           <w:szCs w:val="24"/>
         </w:rPr>
-        <w:t xml:space="preserve">Successfully integrated multiple REST APIs into </w:t>
-      </w:r>
-      <w:proofErr w:type="spellStart"/>
-      <w:r>
-        <w:rPr>
-          <w:rFonts w:ascii="Monda" w:eastAsia="Monda" w:hAnsi="Monda" w:cs="Monda"/>
-          <w:color w:val="000000"/>
-          <w:sz w:val="24"/>
-          <w:szCs w:val="24"/>
-        </w:rPr>
-        <w:t>Nuxt</w:t>
-      </w:r>
-      <w:proofErr w:type="spellEnd"/>
-      <w:r>
-        <w:rPr>
-          <w:rFonts w:ascii="Monda" w:eastAsia="Monda" w:hAnsi="Monda" w:cs="Monda"/>
-          <w:color w:val="000000"/>
-          <w:sz w:val="24"/>
-          <w:szCs w:val="24"/>
-        </w:rPr>
-        <w:t xml:space="preserve"> applications.</w:t>
+        <w:t>Successfully integrated multiple REST APIs into Nuxt applications.</w:t>
       </w:r>
       <w:r>
         <w:rPr>
@@ -2602,7 +2493,7 @@
           <w:bCs/>
           <w:color w:val="0B5394"/>
         </w:rPr>
-        <w:t>https://my-portfolio-dun-two-58.vercel.app/</w:t>
+        <w:t>https://karen-imoni.vercel.app/</w:t>
       </w:r>
     </w:p>
     <w:p>
@@ -2935,25 +2826,7 @@
           <w:sz w:val="24"/>
           <w:szCs w:val="24"/>
         </w:rPr>
-        <w:t xml:space="preserve">Utilized </w:t>
-      </w:r>
-      <w:proofErr w:type="spellStart"/>
-      <w:r>
-        <w:rPr>
-          <w:rFonts w:ascii="Monda" w:eastAsia="Monda" w:hAnsi="Monda" w:cs="Monda"/>
-          <w:sz w:val="24"/>
-          <w:szCs w:val="24"/>
-        </w:rPr>
-        <w:t>Nuxtjs</w:t>
-      </w:r>
-      <w:proofErr w:type="spellEnd"/>
-      <w:r>
-        <w:rPr>
-          <w:rFonts w:ascii="Monda" w:eastAsia="Monda" w:hAnsi="Monda" w:cs="Monda"/>
-          <w:sz w:val="24"/>
-          <w:szCs w:val="24"/>
-        </w:rPr>
-        <w:t xml:space="preserve"> to design an interactive and visually appealing interface</w:t>
+        <w:t>Utilized Nuxtjs to design an interactive and visually appealing interface</w:t>
       </w:r>
     </w:p>
     <w:p>
@@ -3236,37 +3109,7 @@
           <w:sz w:val="24"/>
           <w:szCs w:val="24"/>
         </w:rPr>
-        <w:lastRenderedPageBreak/>
-        <w:t xml:space="preserve">Web Development Course (WAVE </w:t>
-      </w:r>
-      <w:proofErr w:type="gramStart"/>
-      <w:r>
-        <w:rPr>
-          <w:rFonts w:ascii="Monda" w:eastAsia="Monda" w:hAnsi="Monda" w:cs="Monda"/>
-          <w:color w:val="000000"/>
-          <w:sz w:val="24"/>
-          <w:szCs w:val="24"/>
-        </w:rPr>
-        <w:t xml:space="preserve">Academy)   </w:t>
-      </w:r>
-      <w:proofErr w:type="gramEnd"/>
-      <w:r>
-        <w:rPr>
-          <w:rFonts w:ascii="Monda" w:eastAsia="Monda" w:hAnsi="Monda" w:cs="Monda"/>
-          <w:color w:val="000000"/>
-          <w:sz w:val="24"/>
-          <w:szCs w:val="24"/>
-        </w:rPr>
-        <w:t xml:space="preserve">  </w:t>
-      </w:r>
-      <w:r>
-        <w:rPr>
-          <w:rFonts w:ascii="Monda" w:eastAsia="Monda" w:hAnsi="Monda" w:cs="Monda"/>
-          <w:color w:val="000000"/>
-          <w:sz w:val="24"/>
-          <w:szCs w:val="24"/>
-        </w:rPr>
-        <w:t xml:space="preserve">                       </w:t>
+        <w:t xml:space="preserve">Web Development Course (WAVE Academy)                            </w:t>
       </w:r>
       <w:r>
         <w:rPr>
@@ -3283,16 +3126,7 @@
           <w:sz w:val="24"/>
           <w:szCs w:val="24"/>
         </w:rPr>
-        <w:t xml:space="preserve">          </w:t>
-      </w:r>
-      <w:r>
-        <w:rPr>
-          <w:rFonts w:ascii="Monda" w:eastAsia="Monda" w:hAnsi="Monda" w:cs="Monda"/>
-          <w:color w:val="000000"/>
-          <w:sz w:val="24"/>
-          <w:szCs w:val="24"/>
-        </w:rPr>
-        <w:t>2024</w:t>
+        <w:t xml:space="preserve">          2024</w:t>
       </w:r>
     </w:p>
     <w:p>
@@ -5144,6 +4978,7 @@
   <w:style w:type="character" w:default="1" w:styleId="DefaultParagraphFont">
     <w:name w:val="Default Paragraph Font"/>
     <w:uiPriority w:val="1"/>
+    <w:semiHidden/>
     <w:unhideWhenUsed/>
   </w:style>
   <w:style w:type="table" w:default="1" w:styleId="TableNormal">
